--- a/Revisar-conjunto-de-datos.docx
+++ b/Revisar-conjunto-de-datos.docx
@@ -43,7 +43,7 @@
         <w:rPr>
           <w:rStyle w:val="CommentTok"/>
         </w:rPr>
-        <w:t xml:space="preserve"># 2268999</w:t>
+        <w:t xml:space="preserve"># 2327168</w:t>
       </w:r>
       <w:r>
         <w:br/>
@@ -663,6 +663,571 @@
             </a:graphic>
           </wp:inline>
         </w:drawing>
+      </w:r>
+    </w:p>
+    <w:p>
+      <w:pPr>
+        <w:pStyle w:val="SourceCode"/>
+      </w:pPr>
+      <w:r>
+        <w:rPr>
+          <w:rStyle w:val="CommentTok"/>
+        </w:rPr>
+        <w:t xml:space="preserve"># Normalidad datos ----</w:t>
+      </w:r>
+      <w:r>
+        <w:br/>
+      </w:r>
+      <w:r>
+        <w:br/>
+      </w:r>
+      <w:r>
+        <w:rPr>
+          <w:rStyle w:val="FunctionTok"/>
+        </w:rPr>
+        <w:t xml:space="preserve">shapiro.test</w:t>
+      </w:r>
+      <w:r>
+        <w:rPr>
+          <w:rStyle w:val="NormalTok"/>
+        </w:rPr>
+        <w:t xml:space="preserve">(IE</w:t>
+      </w:r>
+      <w:r>
+        <w:rPr>
+          <w:rStyle w:val="SpecialCharTok"/>
+        </w:rPr>
+        <w:t xml:space="preserve">$</w:t>
+      </w:r>
+      <w:r>
+        <w:rPr>
+          <w:rStyle w:val="NormalTok"/>
+        </w:rPr>
+        <w:t xml:space="preserve">IE)</w:t>
+      </w:r>
+    </w:p>
+    <w:p>
+      <w:pPr>
+        <w:pStyle w:val="SourceCode"/>
+      </w:pPr>
+      <w:r>
+        <w:rPr>
+          <w:rStyle w:val="VerbatimChar"/>
+        </w:rPr>
+        <w:t xml:space="preserve">## </w:t>
+      </w:r>
+      <w:r>
+        <w:br/>
+      </w:r>
+      <w:r>
+        <w:rPr>
+          <w:rStyle w:val="VerbatimChar"/>
+        </w:rPr>
+        <w:t xml:space="preserve">##  Shapiro-Wilk normality test</w:t>
+      </w:r>
+      <w:r>
+        <w:br/>
+      </w:r>
+      <w:r>
+        <w:rPr>
+          <w:rStyle w:val="VerbatimChar"/>
+        </w:rPr>
+        <w:t xml:space="preserve">## </w:t>
+      </w:r>
+      <w:r>
+        <w:br/>
+      </w:r>
+      <w:r>
+        <w:rPr>
+          <w:rStyle w:val="VerbatimChar"/>
+        </w:rPr>
+        <w:t xml:space="preserve">## data:  IE$IE</w:t>
+      </w:r>
+      <w:r>
+        <w:br/>
+      </w:r>
+      <w:r>
+        <w:rPr>
+          <w:rStyle w:val="VerbatimChar"/>
+        </w:rPr>
+        <w:t xml:space="preserve">## W = 0.96225, p-value = 0.1777</w:t>
+      </w:r>
+    </w:p>
+    <w:p>
+      <w:pPr>
+        <w:pStyle w:val="SourceCode"/>
+      </w:pPr>
+      <w:r>
+        <w:rPr>
+          <w:rStyle w:val="FunctionTok"/>
+        </w:rPr>
+        <w:t xml:space="preserve">mean</w:t>
+      </w:r>
+      <w:r>
+        <w:rPr>
+          <w:rStyle w:val="NormalTok"/>
+        </w:rPr>
+        <w:t xml:space="preserve">(IE</w:t>
+      </w:r>
+      <w:r>
+        <w:rPr>
+          <w:rStyle w:val="SpecialCharTok"/>
+        </w:rPr>
+        <w:t xml:space="preserve">$</w:t>
+      </w:r>
+      <w:r>
+        <w:rPr>
+          <w:rStyle w:val="NormalTok"/>
+        </w:rPr>
+        <w:t xml:space="preserve">IE)</w:t>
+      </w:r>
+    </w:p>
+    <w:p>
+      <w:pPr>
+        <w:pStyle w:val="SourceCode"/>
+      </w:pPr>
+      <w:r>
+        <w:rPr>
+          <w:rStyle w:val="VerbatimChar"/>
+        </w:rPr>
+        <w:t xml:space="preserve">## [1] 0.8371429</w:t>
+      </w:r>
+    </w:p>
+    <w:p>
+      <w:pPr>
+        <w:pStyle w:val="SourceCode"/>
+      </w:pPr>
+      <w:r>
+        <w:rPr>
+          <w:rStyle w:val="FunctionTok"/>
+        </w:rPr>
+        <w:t xml:space="preserve">sd</w:t>
+      </w:r>
+      <w:r>
+        <w:rPr>
+          <w:rStyle w:val="NormalTok"/>
+        </w:rPr>
+        <w:t xml:space="preserve">(IE</w:t>
+      </w:r>
+      <w:r>
+        <w:rPr>
+          <w:rStyle w:val="SpecialCharTok"/>
+        </w:rPr>
+        <w:t xml:space="preserve">$</w:t>
+      </w:r>
+      <w:r>
+        <w:rPr>
+          <w:rStyle w:val="NormalTok"/>
+        </w:rPr>
+        <w:t xml:space="preserve">IE)</w:t>
+      </w:r>
+    </w:p>
+    <w:p>
+      <w:pPr>
+        <w:pStyle w:val="SourceCode"/>
+      </w:pPr>
+      <w:r>
+        <w:rPr>
+          <w:rStyle w:val="VerbatimChar"/>
+        </w:rPr>
+        <w:t xml:space="preserve">## [1] 0.1650319</w:t>
+      </w:r>
+    </w:p>
+    <w:p>
+      <w:pPr>
+        <w:pStyle w:val="SourceCode"/>
+      </w:pPr>
+      <w:r>
+        <w:rPr>
+          <w:rStyle w:val="FunctionTok"/>
+        </w:rPr>
+        <w:t xml:space="preserve">var</w:t>
+      </w:r>
+      <w:r>
+        <w:rPr>
+          <w:rStyle w:val="NormalTok"/>
+        </w:rPr>
+        <w:t xml:space="preserve">(IE</w:t>
+      </w:r>
+      <w:r>
+        <w:rPr>
+          <w:rStyle w:val="SpecialCharTok"/>
+        </w:rPr>
+        <w:t xml:space="preserve">$</w:t>
+      </w:r>
+      <w:r>
+        <w:rPr>
+          <w:rStyle w:val="NormalTok"/>
+        </w:rPr>
+        <w:t xml:space="preserve">IE)</w:t>
+      </w:r>
+    </w:p>
+    <w:p>
+      <w:pPr>
+        <w:pStyle w:val="SourceCode"/>
+      </w:pPr>
+      <w:r>
+        <w:rPr>
+          <w:rStyle w:val="VerbatimChar"/>
+        </w:rPr>
+        <w:t xml:space="preserve">## [1] 0.02723554</w:t>
+      </w:r>
+    </w:p>
+    <w:p>
+      <w:pPr>
+        <w:pStyle w:val="SourceCode"/>
+      </w:pPr>
+      <w:r>
+        <w:rPr>
+          <w:rStyle w:val="FunctionTok"/>
+        </w:rPr>
+        <w:t xml:space="preserve">fivenum</w:t>
+      </w:r>
+      <w:r>
+        <w:rPr>
+          <w:rStyle w:val="NormalTok"/>
+        </w:rPr>
+        <w:t xml:space="preserve">(IE</w:t>
+      </w:r>
+      <w:r>
+        <w:rPr>
+          <w:rStyle w:val="SpecialCharTok"/>
+        </w:rPr>
+        <w:t xml:space="preserve">$</w:t>
+      </w:r>
+      <w:r>
+        <w:rPr>
+          <w:rStyle w:val="NormalTok"/>
+        </w:rPr>
+        <w:t xml:space="preserve">IE)</w:t>
+      </w:r>
+    </w:p>
+    <w:p>
+      <w:pPr>
+        <w:pStyle w:val="SourceCode"/>
+      </w:pPr>
+      <w:r>
+        <w:rPr>
+          <w:rStyle w:val="VerbatimChar"/>
+        </w:rPr>
+        <w:t xml:space="preserve">## [1] 0.550 0.700 0.795 0.940 1.160</w:t>
+      </w:r>
+    </w:p>
+    <w:p>
+      <w:pPr>
+        <w:pStyle w:val="SourceCode"/>
+      </w:pPr>
+      <w:r>
+        <w:rPr>
+          <w:rStyle w:val="CommentTok"/>
+        </w:rPr>
+        <w:t xml:space="preserve"># Boxplot ----</w:t>
+      </w:r>
+      <w:r>
+        <w:br/>
+      </w:r>
+      <w:r>
+        <w:rPr>
+          <w:rStyle w:val="FunctionTok"/>
+        </w:rPr>
+        <w:t xml:space="preserve">boxplot</w:t>
+      </w:r>
+      <w:r>
+        <w:rPr>
+          <w:rStyle w:val="NormalTok"/>
+        </w:rPr>
+        <w:t xml:space="preserve">(IE</w:t>
+      </w:r>
+      <w:r>
+        <w:rPr>
+          <w:rStyle w:val="SpecialCharTok"/>
+        </w:rPr>
+        <w:t xml:space="preserve">$</w:t>
+      </w:r>
+      <w:r>
+        <w:rPr>
+          <w:rStyle w:val="NormalTok"/>
+        </w:rPr>
+        <w:t xml:space="preserve">IE </w:t>
+      </w:r>
+      <w:r>
+        <w:rPr>
+          <w:rStyle w:val="SpecialCharTok"/>
+        </w:rPr>
+        <w:t xml:space="preserve">~</w:t>
+      </w:r>
+      <w:r>
+        <w:rPr>
+          <w:rStyle w:val="NormalTok"/>
+        </w:rPr>
+        <w:t xml:space="preserve"> IE</w:t>
+      </w:r>
+      <w:r>
+        <w:rPr>
+          <w:rStyle w:val="SpecialCharTok"/>
+        </w:rPr>
+        <w:t xml:space="preserve">$</w:t>
+      </w:r>
+      <w:r>
+        <w:rPr>
+          <w:rStyle w:val="NormalTok"/>
+        </w:rPr>
+        <w:t xml:space="preserve">Tratamiento,</w:t>
+      </w:r>
+      <w:r>
+        <w:br/>
+      </w:r>
+      <w:r>
+        <w:rPr>
+          <w:rStyle w:val="NormalTok"/>
+        </w:rPr>
+        <w:t xml:space="preserve">        </w:t>
+      </w:r>
+      <w:r>
+        <w:rPr>
+          <w:rStyle w:val="AttributeTok"/>
+        </w:rPr>
+        <w:t xml:space="preserve">col =</w:t>
+      </w:r>
+      <w:r>
+        <w:rPr>
+          <w:rStyle w:val="NormalTok"/>
+        </w:rPr>
+        <w:t xml:space="preserve"> </w:t>
+      </w:r>
+      <w:r>
+        <w:rPr>
+          <w:rStyle w:val="StringTok"/>
+        </w:rPr>
+        <w:t xml:space="preserve">"red"</w:t>
+      </w:r>
+      <w:r>
+        <w:rPr>
+          <w:rStyle w:val="NormalTok"/>
+        </w:rPr>
+        <w:t xml:space="preserve">,</w:t>
+      </w:r>
+      <w:r>
+        <w:br/>
+      </w:r>
+      <w:r>
+        <w:rPr>
+          <w:rStyle w:val="NormalTok"/>
+        </w:rPr>
+        <w:t xml:space="preserve">        </w:t>
+      </w:r>
+      <w:r>
+        <w:rPr>
+          <w:rStyle w:val="AttributeTok"/>
+        </w:rPr>
+        <w:t xml:space="preserve">xlab =</w:t>
+      </w:r>
+      <w:r>
+        <w:rPr>
+          <w:rStyle w:val="NormalTok"/>
+        </w:rPr>
+        <w:t xml:space="preserve"> </w:t>
+      </w:r>
+      <w:r>
+        <w:rPr>
+          <w:rStyle w:val="StringTok"/>
+        </w:rPr>
+        <w:t xml:space="preserve">"Tratamientos"</w:t>
+      </w:r>
+      <w:r>
+        <w:rPr>
+          <w:rStyle w:val="NormalTok"/>
+        </w:rPr>
+        <w:t xml:space="preserve">,</w:t>
+      </w:r>
+      <w:r>
+        <w:br/>
+      </w:r>
+      <w:r>
+        <w:rPr>
+          <w:rStyle w:val="NormalTok"/>
+        </w:rPr>
+        <w:t xml:space="preserve">        </w:t>
+      </w:r>
+      <w:r>
+        <w:rPr>
+          <w:rStyle w:val="AttributeTok"/>
+        </w:rPr>
+        <w:t xml:space="preserve">ylab =</w:t>
+      </w:r>
+      <w:r>
+        <w:rPr>
+          <w:rStyle w:val="NormalTok"/>
+        </w:rPr>
+        <w:t xml:space="preserve"> </w:t>
+      </w:r>
+      <w:r>
+        <w:rPr>
+          <w:rStyle w:val="StringTok"/>
+        </w:rPr>
+        <w:t xml:space="preserve">"Índice"</w:t>
+      </w:r>
+      <w:r>
+        <w:rPr>
+          <w:rStyle w:val="NormalTok"/>
+        </w:rPr>
+        <w:t xml:space="preserve">) </w:t>
+      </w:r>
+    </w:p>
+    <w:p>
+      <w:pPr>
+        <w:pStyle w:val="FirstParagraph"/>
+      </w:pPr>
+      <w:r>
+        <w:drawing>
+          <wp:inline>
+            <wp:extent cx="4620126" cy="3696101"/>
+            <wp:effectExtent b="0" l="0" r="0" t="0"/>
+            <wp:docPr descr="" title="" id="13" name="Picture"/>
+            <a:graphic>
+              <a:graphicData uri="http://schemas.openxmlformats.org/drawingml/2006/picture">
+                <pic:pic>
+                  <pic:nvPicPr>
+                    <pic:cNvPr descr="Revisar-conjunto-de-datos_files/Revisar-conjunto-de-datos_files/figure-docx/unnamed-chunk-1-2.png" id="14" name="Picture"/>
+                    <pic:cNvPicPr>
+                      <a:picLocks noChangeArrowheads="1" noChangeAspect="1"/>
+                    </pic:cNvPicPr>
+                  </pic:nvPicPr>
+                  <pic:blipFill>
+                    <a:blip r:embed="rId12"/>
+                    <a:stretch>
+                      <a:fillRect/>
+                    </a:stretch>
+                  </pic:blipFill>
+                  <pic:spPr bwMode="auto">
+                    <a:xfrm>
+                      <a:off x="0" y="0"/>
+                      <a:ext cx="4620126" cy="3696101"/>
+                    </a:xfrm>
+                    <a:prstGeom prst="rect">
+                      <a:avLst/>
+                    </a:prstGeom>
+                    <a:noFill/>
+                    <a:ln w="9525">
+                      <a:noFill/>
+                      <a:headEnd/>
+                      <a:tailEnd/>
+                    </a:ln>
+                  </pic:spPr>
+                </pic:pic>
+              </a:graphicData>
+            </a:graphic>
+          </wp:inline>
+        </w:drawing>
+      </w:r>
+    </w:p>
+    <w:p>
+      <w:pPr>
+        <w:pStyle w:val="SourceCode"/>
+      </w:pPr>
+      <w:r>
+        <w:rPr>
+          <w:rStyle w:val="CommentTok"/>
+        </w:rPr>
+        <w:t xml:space="preserve"># Revisar homogeneidad de varianzas----</w:t>
+      </w:r>
+      <w:r>
+        <w:br/>
+      </w:r>
+      <w:r>
+        <w:rPr>
+          <w:rStyle w:val="FunctionTok"/>
+        </w:rPr>
+        <w:t xml:space="preserve">bartlett.test</w:t>
+      </w:r>
+      <w:r>
+        <w:rPr>
+          <w:rStyle w:val="NormalTok"/>
+        </w:rPr>
+        <w:t xml:space="preserve">(IE</w:t>
+      </w:r>
+      <w:r>
+        <w:rPr>
+          <w:rStyle w:val="SpecialCharTok"/>
+        </w:rPr>
+        <w:t xml:space="preserve">$</w:t>
+      </w:r>
+      <w:r>
+        <w:rPr>
+          <w:rStyle w:val="NormalTok"/>
+        </w:rPr>
+        <w:t xml:space="preserve">IE </w:t>
+      </w:r>
+      <w:r>
+        <w:rPr>
+          <w:rStyle w:val="SpecialCharTok"/>
+        </w:rPr>
+        <w:t xml:space="preserve">~</w:t>
+      </w:r>
+      <w:r>
+        <w:rPr>
+          <w:rStyle w:val="NormalTok"/>
+        </w:rPr>
+        <w:t xml:space="preserve"> IE</w:t>
+      </w:r>
+      <w:r>
+        <w:rPr>
+          <w:rStyle w:val="SpecialCharTok"/>
+        </w:rPr>
+        <w:t xml:space="preserve">$</w:t>
+      </w:r>
+      <w:r>
+        <w:rPr>
+          <w:rStyle w:val="NormalTok"/>
+        </w:rPr>
+        <w:t xml:space="preserve">Tratamiento)</w:t>
+      </w:r>
+    </w:p>
+    <w:p>
+      <w:pPr>
+        <w:pStyle w:val="SourceCode"/>
+      </w:pPr>
+      <w:r>
+        <w:rPr>
+          <w:rStyle w:val="VerbatimChar"/>
+        </w:rPr>
+        <w:t xml:space="preserve">## </w:t>
+      </w:r>
+      <w:r>
+        <w:br/>
+      </w:r>
+      <w:r>
+        <w:rPr>
+          <w:rStyle w:val="VerbatimChar"/>
+        </w:rPr>
+        <w:t xml:space="preserve">##  Bartlett test of homogeneity of variances</w:t>
+      </w:r>
+      <w:r>
+        <w:br/>
+      </w:r>
+      <w:r>
+        <w:rPr>
+          <w:rStyle w:val="VerbatimChar"/>
+        </w:rPr>
+        <w:t xml:space="preserve">## </w:t>
+      </w:r>
+      <w:r>
+        <w:br/>
+      </w:r>
+      <w:r>
+        <w:rPr>
+          <w:rStyle w:val="VerbatimChar"/>
+        </w:rPr>
+        <w:t xml:space="preserve">## data:  IE$IE by IE$Tratamiento</w:t>
+      </w:r>
+      <w:r>
+        <w:br/>
+      </w:r>
+      <w:r>
+        <w:rPr>
+          <w:rStyle w:val="VerbatimChar"/>
+        </w:rPr>
+        <w:t xml:space="preserve">## Bartlett's K-squared = 3.7423, df = 1, p-value = 0.05305</w:t>
       </w:r>
     </w:p>
     <w:sectPr>
